--- a/__others__/soft-skills/best-practices/soft-skills.docx
+++ b/__others__/soft-skills/best-practices/soft-skills.docx
@@ -720,7 +720,7 @@
     <w:p>
       <w:r>
         <w:pict w14:anchorId="55F24588">
-          <v:rect id="_x0000_i1049" style="width:0;height:1.5pt" o:hralign="center" o:hrstd="t" o:hr="t" fillcolor="#a0a0a0" stroked="f"/>
+          <v:rect id="_x0000_i1025" style="width:0;height:1.5pt" o:hralign="center" o:hrstd="t" o:hr="t" fillcolor="#a0a0a0" stroked="f"/>
         </w:pict>
       </w:r>
     </w:p>
@@ -906,7 +906,7 @@
     <w:p>
       <w:r>
         <w:pict w14:anchorId="4A626113">
-          <v:rect id="_x0000_i1050" style="width:0;height:1.5pt" o:hralign="center" o:hrstd="t" o:hr="t" fillcolor="#a0a0a0" stroked="f"/>
+          <v:rect id="_x0000_i1026" style="width:0;height:1.5pt" o:hralign="center" o:hrstd="t" o:hr="t" fillcolor="#a0a0a0" stroked="f"/>
         </w:pict>
       </w:r>
     </w:p>
@@ -1032,7 +1032,7 @@
     <w:p>
       <w:r>
         <w:pict w14:anchorId="3B32FA9B">
-          <v:rect id="_x0000_i1051" style="width:0;height:1.5pt" o:hralign="center" o:hrstd="t" o:hr="t" fillcolor="#a0a0a0" stroked="f"/>
+          <v:rect id="_x0000_i1027" style="width:0;height:1.5pt" o:hralign="center" o:hrstd="t" o:hr="t" fillcolor="#a0a0a0" stroked="f"/>
         </w:pict>
       </w:r>
     </w:p>
@@ -1351,7 +1351,7 @@
     <w:p>
       <w:r>
         <w:pict w14:anchorId="2DC4EAF2">
-          <v:rect id="_x0000_i1052" style="width:0;height:1.5pt" o:hralign="center" o:hrstd="t" o:hr="t" fillcolor="#a0a0a0" stroked="f"/>
+          <v:rect id="_x0000_i1028" style="width:0;height:1.5pt" o:hralign="center" o:hrstd="t" o:hr="t" fillcolor="#a0a0a0" stroked="f"/>
         </w:pict>
       </w:r>
     </w:p>
@@ -1498,6 +1498,128 @@
       </w:r>
       <w:r>
         <w:t xml:space="preserve"> more than fancy slides.</w:t>
+      </w:r>
+    </w:p>
+    <w:p/>
+    <w:p/>
+    <w:p/>
+    <w:p>
+      <w:pPr>
+        <w:rPr>
+          <w:b/>
+          <w:bCs/>
+        </w:rPr>
+      </w:pPr>
+      <w:r>
+        <w:rPr>
+          <w:b/>
+          <w:bCs/>
+        </w:rPr>
+        <w:t>Tasks - Improvements</w:t>
+      </w:r>
+    </w:p>
+    <w:p>
+      <w:pPr>
+        <w:numPr>
+          <w:ilvl w:val="0"/>
+          <w:numId w:val="10"/>
+        </w:numPr>
+      </w:pPr>
+      <w:r>
+        <w:t>Check QR code working</w:t>
+      </w:r>
+    </w:p>
+    <w:p>
+      <w:pPr>
+        <w:numPr>
+          <w:ilvl w:val="0"/>
+          <w:numId w:val="10"/>
+        </w:numPr>
+      </w:pPr>
+      <w:r>
+        <w:t>Add "key takeaway" slide</w:t>
+      </w:r>
+    </w:p>
+    <w:p>
+      <w:pPr>
+        <w:numPr>
+          <w:ilvl w:val="0"/>
+          <w:numId w:val="10"/>
+        </w:numPr>
+      </w:pPr>
+      <w:r>
+        <w:t>Add more real world example slides after each major topic</w:t>
+      </w:r>
+    </w:p>
+    <w:p>
+      <w:pPr>
+        <w:numPr>
+          <w:ilvl w:val="0"/>
+          <w:numId w:val="10"/>
+        </w:numPr>
+      </w:pPr>
+      <w:r>
+        <w:t>Research and ask questions to audience after 2-3 slides</w:t>
+      </w:r>
+    </w:p>
+    <w:p>
+      <w:pPr>
+        <w:numPr>
+          <w:ilvl w:val="0"/>
+          <w:numId w:val="10"/>
+        </w:numPr>
+      </w:pPr>
+      <w:r>
+        <w:t>Replace "Black" movie example with more recent movie</w:t>
+      </w:r>
+    </w:p>
+    <w:p>
+      <w:pPr>
+        <w:numPr>
+          <w:ilvl w:val="0"/>
+          <w:numId w:val="10"/>
+        </w:numPr>
+      </w:pPr>
+      <w:r>
+        <w:t>Add movies with totally different user disability type</w:t>
+      </w:r>
+    </w:p>
+    <w:p>
+      <w:pPr>
+        <w:numPr>
+          <w:ilvl w:val="0"/>
+          <w:numId w:val="10"/>
+        </w:numPr>
+      </w:pPr>
+      <w:r>
+        <w:t>Improve the demo by making it more interesting</w:t>
+      </w:r>
+    </w:p>
+    <w:p>
+      <w:pPr>
+        <w:numPr>
+          <w:ilvl w:val="0"/>
+          <w:numId w:val="10"/>
+        </w:numPr>
+      </w:pPr>
+      <w:r>
+        <w:t>Find a good professional presentation template instead using the company</w:t>
+      </w:r>
+    </w:p>
+    <w:p>
+      <w:pPr>
+        <w:numPr>
+          <w:ilvl w:val="0"/>
+          <w:numId w:val="10"/>
+        </w:numPr>
+      </w:pPr>
+      <w:r>
+        <w:t>Add listening to radio during traveling in hobbies</w:t>
+      </w:r>
+    </w:p>
+    <w:p>
+      <w:r>
+        <w:t>presentation - break after 2 session, change seats of each other after break</w:t>
       </w:r>
     </w:p>
     <w:p/>
@@ -2259,6 +2381,155 @@
     </w:lvl>
   </w:abstractNum>
   <w:abstractNum w:abstractNumId="5" w15:restartNumberingAfterBreak="0">
+    <w:nsid w:val="5DAE363C"/>
+    <w:multiLevelType w:val="multilevel"/>
+    <w:tmpl w:val="A0A2D260"/>
+    <w:lvl w:ilvl="0">
+      <w:start w:val="1"/>
+      <w:numFmt w:val="bullet"/>
+      <w:lvlText w:val=""/>
+      <w:lvlJc w:val="left"/>
+      <w:pPr>
+        <w:tabs>
+          <w:tab w:val="num" w:pos="720"/>
+        </w:tabs>
+        <w:ind w:left="720" w:hanging="360"/>
+      </w:pPr>
+      <w:rPr>
+        <w:rFonts w:ascii="Symbol" w:hAnsi="Symbol" w:hint="default"/>
+        <w:sz w:val="20"/>
+      </w:rPr>
+    </w:lvl>
+    <w:lvl w:ilvl="1" w:tentative="1">
+      <w:start w:val="1"/>
+      <w:numFmt w:val="bullet"/>
+      <w:lvlText w:val="o"/>
+      <w:lvlJc w:val="left"/>
+      <w:pPr>
+        <w:tabs>
+          <w:tab w:val="num" w:pos="1440"/>
+        </w:tabs>
+        <w:ind w:left="1440" w:hanging="360"/>
+      </w:pPr>
+      <w:rPr>
+        <w:rFonts w:ascii="Courier New" w:hAnsi="Courier New" w:hint="default"/>
+        <w:sz w:val="20"/>
+      </w:rPr>
+    </w:lvl>
+    <w:lvl w:ilvl="2" w:tentative="1">
+      <w:start w:val="1"/>
+      <w:numFmt w:val="bullet"/>
+      <w:lvlText w:val=""/>
+      <w:lvlJc w:val="left"/>
+      <w:pPr>
+        <w:tabs>
+          <w:tab w:val="num" w:pos="2160"/>
+        </w:tabs>
+        <w:ind w:left="2160" w:hanging="360"/>
+      </w:pPr>
+      <w:rPr>
+        <w:rFonts w:ascii="Wingdings" w:hAnsi="Wingdings" w:hint="default"/>
+        <w:sz w:val="20"/>
+      </w:rPr>
+    </w:lvl>
+    <w:lvl w:ilvl="3" w:tentative="1">
+      <w:start w:val="1"/>
+      <w:numFmt w:val="bullet"/>
+      <w:lvlText w:val=""/>
+      <w:lvlJc w:val="left"/>
+      <w:pPr>
+        <w:tabs>
+          <w:tab w:val="num" w:pos="2880"/>
+        </w:tabs>
+        <w:ind w:left="2880" w:hanging="360"/>
+      </w:pPr>
+      <w:rPr>
+        <w:rFonts w:ascii="Wingdings" w:hAnsi="Wingdings" w:hint="default"/>
+        <w:sz w:val="20"/>
+      </w:rPr>
+    </w:lvl>
+    <w:lvl w:ilvl="4" w:tentative="1">
+      <w:start w:val="1"/>
+      <w:numFmt w:val="bullet"/>
+      <w:lvlText w:val=""/>
+      <w:lvlJc w:val="left"/>
+      <w:pPr>
+        <w:tabs>
+          <w:tab w:val="num" w:pos="3600"/>
+        </w:tabs>
+        <w:ind w:left="3600" w:hanging="360"/>
+      </w:pPr>
+      <w:rPr>
+        <w:rFonts w:ascii="Wingdings" w:hAnsi="Wingdings" w:hint="default"/>
+        <w:sz w:val="20"/>
+      </w:rPr>
+    </w:lvl>
+    <w:lvl w:ilvl="5" w:tentative="1">
+      <w:start w:val="1"/>
+      <w:numFmt w:val="bullet"/>
+      <w:lvlText w:val=""/>
+      <w:lvlJc w:val="left"/>
+      <w:pPr>
+        <w:tabs>
+          <w:tab w:val="num" w:pos="4320"/>
+        </w:tabs>
+        <w:ind w:left="4320" w:hanging="360"/>
+      </w:pPr>
+      <w:rPr>
+        <w:rFonts w:ascii="Wingdings" w:hAnsi="Wingdings" w:hint="default"/>
+        <w:sz w:val="20"/>
+      </w:rPr>
+    </w:lvl>
+    <w:lvl w:ilvl="6" w:tentative="1">
+      <w:start w:val="1"/>
+      <w:numFmt w:val="bullet"/>
+      <w:lvlText w:val=""/>
+      <w:lvlJc w:val="left"/>
+      <w:pPr>
+        <w:tabs>
+          <w:tab w:val="num" w:pos="5040"/>
+        </w:tabs>
+        <w:ind w:left="5040" w:hanging="360"/>
+      </w:pPr>
+      <w:rPr>
+        <w:rFonts w:ascii="Wingdings" w:hAnsi="Wingdings" w:hint="default"/>
+        <w:sz w:val="20"/>
+      </w:rPr>
+    </w:lvl>
+    <w:lvl w:ilvl="7" w:tentative="1">
+      <w:start w:val="1"/>
+      <w:numFmt w:val="bullet"/>
+      <w:lvlText w:val=""/>
+      <w:lvlJc w:val="left"/>
+      <w:pPr>
+        <w:tabs>
+          <w:tab w:val="num" w:pos="5760"/>
+        </w:tabs>
+        <w:ind w:left="5760" w:hanging="360"/>
+      </w:pPr>
+      <w:rPr>
+        <w:rFonts w:ascii="Wingdings" w:hAnsi="Wingdings" w:hint="default"/>
+        <w:sz w:val="20"/>
+      </w:rPr>
+    </w:lvl>
+    <w:lvl w:ilvl="8" w:tentative="1">
+      <w:start w:val="1"/>
+      <w:numFmt w:val="bullet"/>
+      <w:lvlText w:val=""/>
+      <w:lvlJc w:val="left"/>
+      <w:pPr>
+        <w:tabs>
+          <w:tab w:val="num" w:pos="6480"/>
+        </w:tabs>
+        <w:ind w:left="6480" w:hanging="360"/>
+      </w:pPr>
+      <w:rPr>
+        <w:rFonts w:ascii="Wingdings" w:hAnsi="Wingdings" w:hint="default"/>
+        <w:sz w:val="20"/>
+      </w:rPr>
+    </w:lvl>
+  </w:abstractNum>
+  <w:abstractNum w:abstractNumId="6" w15:restartNumberingAfterBreak="0">
     <w:nsid w:val="619F5181"/>
     <w:multiLevelType w:val="multilevel"/>
     <w:tmpl w:val="2D7AF4C2"/>
@@ -2407,7 +2678,7 @@
       </w:rPr>
     </w:lvl>
   </w:abstractNum>
-  <w:abstractNum w:abstractNumId="6" w15:restartNumberingAfterBreak="0">
+  <w:abstractNum w:abstractNumId="7" w15:restartNumberingAfterBreak="0">
     <w:nsid w:val="684977F1"/>
     <w:multiLevelType w:val="hybridMultilevel"/>
     <w:tmpl w:val="6A300A0E"/>
@@ -2520,7 +2791,7 @@
       </w:rPr>
     </w:lvl>
   </w:abstractNum>
-  <w:abstractNum w:abstractNumId="7" w15:restartNumberingAfterBreak="0">
+  <w:abstractNum w:abstractNumId="8" w15:restartNumberingAfterBreak="0">
     <w:nsid w:val="779E30CE"/>
     <w:multiLevelType w:val="multilevel"/>
     <w:tmpl w:val="1450944A"/>
@@ -2669,7 +2940,7 @@
       </w:rPr>
     </w:lvl>
   </w:abstractNum>
-  <w:abstractNum w:abstractNumId="8" w15:restartNumberingAfterBreak="0">
+  <w:abstractNum w:abstractNumId="9" w15:restartNumberingAfterBreak="0">
     <w:nsid w:val="79837B1A"/>
     <w:multiLevelType w:val="multilevel"/>
     <w:tmpl w:val="E2928E02"/>
@@ -2819,16 +3090,16 @@
     </w:lvl>
   </w:abstractNum>
   <w:num w:numId="1" w16cid:durableId="1093891919">
-    <w:abstractNumId w:val="6"/>
+    <w:abstractNumId w:val="7"/>
   </w:num>
   <w:num w:numId="2" w16cid:durableId="631788184">
-    <w:abstractNumId w:val="7"/>
+    <w:abstractNumId w:val="8"/>
   </w:num>
   <w:num w:numId="3" w16cid:durableId="1103767229">
     <w:abstractNumId w:val="4"/>
   </w:num>
   <w:num w:numId="4" w16cid:durableId="589507806">
-    <w:abstractNumId w:val="5"/>
+    <w:abstractNumId w:val="6"/>
   </w:num>
   <w:num w:numId="5" w16cid:durableId="1486436745">
     <w:abstractNumId w:val="0"/>
@@ -2837,13 +3108,16 @@
     <w:abstractNumId w:val="3"/>
   </w:num>
   <w:num w:numId="7" w16cid:durableId="730084392">
-    <w:abstractNumId w:val="8"/>
+    <w:abstractNumId w:val="9"/>
   </w:num>
   <w:num w:numId="8" w16cid:durableId="2075278812">
     <w:abstractNumId w:val="2"/>
   </w:num>
   <w:num w:numId="9" w16cid:durableId="1091198812">
     <w:abstractNumId w:val="1"/>
+  </w:num>
+  <w:num w:numId="10" w16cid:durableId="751783826">
+    <w:abstractNumId w:val="5"/>
   </w:num>
 </w:numbering>
 </file>

--- a/__others__/soft-skills/best-practices/soft-skills.docx
+++ b/__others__/soft-skills/best-practices/soft-skills.docx
@@ -11,26 +11,8 @@
       </w:r>
     </w:p>
     <w:p>
-      <w:pPr>
-        <w:pStyle w:val="Heading1"/>
-      </w:pPr>
-      <w:r>
-        <w:t>Writing</w:t>
-      </w:r>
-      <w:r>
-        <w:t xml:space="preserve"> Skills</w:t>
-      </w:r>
-    </w:p>
-    <w:p>
-      <w:r>
-        <w:rPr>
-          <w:b/>
-          <w:bCs/>
-        </w:rPr>
-        <w:t>[Practice 1]</w:t>
-      </w:r>
-      <w:r>
-        <w:t xml:space="preserve"> W</w:t>
+      <w:r>
+        <w:t>W</w:t>
       </w:r>
       <w:r>
         <w:t xml:space="preserve">riting better </w:t>
@@ -181,131 +163,72 @@
         <w:t xml:space="preserve"> — so readers can check if they’ve done something right or wrong at each stage.</w:t>
       </w:r>
     </w:p>
-    <w:p/>
-    <w:p/>
-    <w:p/>
-    <w:p/>
-    <w:p/>
-    <w:p/>
     <w:p>
-      <w:pPr>
-        <w:pStyle w:val="Heading1"/>
-      </w:pPr>
-      <w:r>
-        <w:t>Tech Talk</w:t>
+      <w:r>
+        <w:t>Giving better presentations</w:t>
       </w:r>
     </w:p>
     <w:p>
       <w:pPr>
+        <w:numPr>
+          <w:ilvl w:val="0"/>
+          <w:numId w:val="2"/>
+        </w:numPr>
+      </w:pPr>
+      <w:r>
+        <w:t xml:space="preserve">Write a </w:t>
+      </w:r>
+      <w:r>
+        <w:t>talk that only you could give with</w:t>
+      </w:r>
+      <w:r>
+        <w:t xml:space="preserve"> unique perspective or experience</w:t>
+      </w:r>
+      <w:r>
+        <w:t>.</w:t>
+      </w:r>
+      <w:r>
+        <w:t xml:space="preserve"> </w:t>
+      </w:r>
+    </w:p>
+    <w:p>
+      <w:pPr>
+        <w:numPr>
+          <w:ilvl w:val="0"/>
+          <w:numId w:val="2"/>
+        </w:numPr>
+      </w:pPr>
+      <w:r>
+        <w:t>Practice it at local meetups or user-groups (or similar community forums).</w:t>
+      </w:r>
+      <w:r>
+        <w:t xml:space="preserve"> </w:t>
+      </w:r>
+    </w:p>
+    <w:p>
+      <w:pPr>
+        <w:numPr>
+          <w:ilvl w:val="0"/>
+          <w:numId w:val="2"/>
+        </w:numPr>
+      </w:pPr>
+      <w:r>
+        <w:t xml:space="preserve">Refine slides, demos, timing. Maybe write more than one talk and </w:t>
+      </w:r>
+      <w:proofErr w:type="spellStart"/>
+      <w:proofErr w:type="gramStart"/>
+      <w:r>
+        <w:t>iterate.</w:t>
+      </w:r>
+      <w:r>
         <w:rPr>
           <w:b/>
           <w:bCs/>
         </w:rPr>
-      </w:pPr>
-      <w:r>
-        <w:rPr>
-          <w:b/>
-          <w:bCs/>
-        </w:rPr>
-        <w:t>The 4-Year (or More) Plan: From Zero to Conference Speaker</w:t>
-      </w:r>
-    </w:p>
-    <w:p>
-      <w:pPr>
-        <w:rPr>
-          <w:b/>
-          <w:bCs/>
-        </w:rPr>
-      </w:pPr>
-      <w:r>
-        <w:rPr>
-          <w:b/>
-          <w:bCs/>
-        </w:rPr>
-        <w:t>Year 1: Get Good</w:t>
-      </w:r>
-    </w:p>
-    <w:p>
-      <w:pPr>
-        <w:numPr>
-          <w:ilvl w:val="0"/>
-          <w:numId w:val="2"/>
-        </w:numPr>
-      </w:pPr>
-      <w:r>
-        <w:t xml:space="preserve">Write a talk that only </w:t>
-      </w:r>
-      <w:r>
-        <w:rPr>
-          <w:i/>
-          <w:iCs/>
-        </w:rPr>
-        <w:t>you</w:t>
-      </w:r>
-      <w:r>
-        <w:t xml:space="preserve"> could give — with unique perspective or experience. </w:t>
-      </w:r>
-      <w:hyperlink r:id="rId5" w:tgtFrame="_blank" w:history="1">
-        <w:r>
-          <w:rPr>
-            <w:rStyle w:val="Hyperlink"/>
-          </w:rPr>
-          <w:t>dylanbeattie.net</w:t>
-        </w:r>
-      </w:hyperlink>
-    </w:p>
-    <w:p>
-      <w:pPr>
-        <w:numPr>
-          <w:ilvl w:val="0"/>
-          <w:numId w:val="2"/>
-        </w:numPr>
-      </w:pPr>
-      <w:r>
-        <w:t xml:space="preserve">Practice it at local meetups or user-groups (or similar community forums). It might go well — or bomb. Either way, learn from it. </w:t>
-      </w:r>
-      <w:hyperlink r:id="rId6" w:tgtFrame="_blank" w:history="1">
-        <w:r>
-          <w:rPr>
-            <w:rStyle w:val="Hyperlink"/>
-          </w:rPr>
-          <w:t>dylanbeattie.net</w:t>
-        </w:r>
-      </w:hyperlink>
-    </w:p>
-    <w:p>
-      <w:pPr>
-        <w:numPr>
-          <w:ilvl w:val="0"/>
-          <w:numId w:val="2"/>
-        </w:numPr>
-      </w:pPr>
-      <w:r>
-        <w:t xml:space="preserve">Refine slides, demos, timing. Maybe write more than one talk and iterate. </w:t>
-      </w:r>
-      <w:hyperlink r:id="rId7" w:tgtFrame="_blank" w:history="1">
-        <w:r>
-          <w:rPr>
-            <w:rStyle w:val="Hyperlink"/>
-          </w:rPr>
-          <w:t>dylanbeattie.net</w:t>
-        </w:r>
-      </w:hyperlink>
-    </w:p>
-    <w:p>
-      <w:pPr>
-        <w:rPr>
-          <w:b/>
-          <w:bCs/>
-        </w:rPr>
-      </w:pPr>
-      <w:r>
-        <w:rPr>
-          <w:b/>
-          <w:bCs/>
-        </w:rPr>
-        <w:t>Year 2: Get Seen</w:t>
-      </w:r>
+        <w:t>n</w:t>
+      </w:r>
+      <w:proofErr w:type="spellEnd"/>
+      <w:proofErr w:type="gramEnd"/>
     </w:p>
     <w:p>
       <w:pPr>
@@ -315,16 +238,8 @@
         </w:numPr>
       </w:pPr>
       <w:r>
-        <w:t xml:space="preserve">Move on to small community conferences or free developer events (e.g. one-day volunteer-run events). </w:t>
-      </w:r>
-      <w:hyperlink r:id="rId8" w:tgtFrame="_blank" w:history="1">
-        <w:r>
-          <w:rPr>
-            <w:rStyle w:val="Hyperlink"/>
-          </w:rPr>
-          <w:t>dylanbeattie.net</w:t>
-        </w:r>
-      </w:hyperlink>
+        <w:t>Move on to small community conferences or free developer events (e.g. one-day volunteer-run events).</w:t>
+      </w:r>
     </w:p>
     <w:p>
       <w:pPr>
@@ -334,17 +249,8 @@
         </w:numPr>
       </w:pPr>
       <w:r>
-        <w:lastRenderedPageBreak/>
-        <w:t xml:space="preserve">Use these as opportunities not only to speak, but to network: meet other presenters, organizers, and people who might influence bigger conference line-ups. </w:t>
-      </w:r>
-      <w:hyperlink r:id="rId9" w:tgtFrame="_blank" w:history="1">
-        <w:r>
-          <w:rPr>
-            <w:rStyle w:val="Hyperlink"/>
-          </w:rPr>
-          <w:t>dylanbeattie.net</w:t>
-        </w:r>
-      </w:hyperlink>
+        <w:t>Use these as opportunities not only to speak, but to network: meet other presenters, organizers, and people who might influence bigger conference line-ups.</w:t>
+      </w:r>
     </w:p>
     <w:p>
       <w:pPr>
@@ -354,16 +260,8 @@
         </w:numPr>
       </w:pPr>
       <w:r>
-        <w:t xml:space="preserve">Don’t just show up — attend the full event, behave professionally (on time, available, courteous), follow up with people afterward (via email, LinkedIn, group chats etc.). </w:t>
-      </w:r>
-      <w:hyperlink r:id="rId10" w:tgtFrame="_blank" w:history="1">
-        <w:r>
-          <w:rPr>
-            <w:rStyle w:val="Hyperlink"/>
-          </w:rPr>
-          <w:t>dylanbeattie.net</w:t>
-        </w:r>
-      </w:hyperlink>
+        <w:t>Don’t just show up — attend the full event, behave professionally (on time, available, courteous), follow up with people afterward (via email, LinkedIn, group chats etc.).</w:t>
+      </w:r>
     </w:p>
     <w:p>
       <w:pPr>
@@ -373,30 +271,13 @@
         </w:numPr>
       </w:pPr>
       <w:r>
-        <w:t xml:space="preserve">Bonus: having recorded talks (e.g. on YouTube) helps — gives proof of your delivery in front of a live audience when committees review your submissions. </w:t>
-      </w:r>
-      <w:hyperlink r:id="rId11" w:tgtFrame="_blank" w:history="1">
-        <w:r>
-          <w:rPr>
-            <w:rStyle w:val="Hyperlink"/>
-          </w:rPr>
-          <w:t>dylanbeattie.net</w:t>
-        </w:r>
-      </w:hyperlink>
-    </w:p>
-    <w:p>
-      <w:pPr>
-        <w:rPr>
-          <w:b/>
-          <w:bCs/>
-        </w:rPr>
-      </w:pPr>
-      <w:r>
-        <w:rPr>
-          <w:b/>
-          <w:bCs/>
-        </w:rPr>
-        <w:t>Year 3: Get Accepted</w:t>
+        <w:t>Bonus: having recorded talks (e.g. on YouTube) helps</w:t>
+      </w:r>
+      <w:r>
+        <w:t>,</w:t>
+      </w:r>
+      <w:r>
+        <w:t xml:space="preserve"> gives proof of your delivery in front of a live audience when committees review your submissions.</w:t>
       </w:r>
     </w:p>
     <w:p>
@@ -407,16 +288,8 @@
         </w:numPr>
       </w:pPr>
       <w:r>
-        <w:t xml:space="preserve">With polished talks and a growing network, start submitting to larger conferences. Track open Calls for Papers (CFPs) and apply to ones relevant to your subject area. </w:t>
-      </w:r>
-      <w:hyperlink r:id="rId12" w:tgtFrame="_blank" w:history="1">
-        <w:r>
-          <w:rPr>
-            <w:rStyle w:val="Hyperlink"/>
-          </w:rPr>
-          <w:t>dylanbeattie.net</w:t>
-        </w:r>
-      </w:hyperlink>
+        <w:t>With polished talks and a growing network, start submitting to larger conferences. Track open Calls for Papers (CFPs) and apply to ones relevant to your subject area.</w:t>
+      </w:r>
     </w:p>
     <w:p>
       <w:pPr>
@@ -426,16 +299,8 @@
         </w:numPr>
       </w:pPr>
       <w:r>
-        <w:t xml:space="preserve">Use your network to identify which conferences or topics are “hot”, which have better chance of acceptance, and which are oversubscribed. </w:t>
-      </w:r>
-      <w:hyperlink r:id="rId13" w:tgtFrame="_blank" w:history="1">
-        <w:r>
-          <w:rPr>
-            <w:rStyle w:val="Hyperlink"/>
-          </w:rPr>
-          <w:t>dylanbeattie.net</w:t>
-        </w:r>
-      </w:hyperlink>
+        <w:t>Use your network to identify which conferences or topics are “hot”, which have better chance of acceptance, and which are oversubscribed.</w:t>
+      </w:r>
     </w:p>
     <w:p>
       <w:pPr>
@@ -445,30 +310,7 @@
         </w:numPr>
       </w:pPr>
       <w:r>
-        <w:t xml:space="preserve">Keep content fresh and relevant — write new talks or update old ones. Avoid “spray and pray”: submitting many random abstracts to the same conference signals lack of focus. </w:t>
-      </w:r>
-      <w:hyperlink r:id="rId14" w:tgtFrame="_blank" w:history="1">
-        <w:r>
-          <w:rPr>
-            <w:rStyle w:val="Hyperlink"/>
-          </w:rPr>
-          <w:t>dylanbeattie.net</w:t>
-        </w:r>
-      </w:hyperlink>
-    </w:p>
-    <w:p>
-      <w:pPr>
-        <w:rPr>
-          <w:b/>
-          <w:bCs/>
-        </w:rPr>
-      </w:pPr>
-      <w:r>
-        <w:rPr>
-          <w:b/>
-          <w:bCs/>
-        </w:rPr>
-        <w:t>Year 4+: Decide Your Path / Pace</w:t>
+        <w:t>Keep content fresh and relevant — write new talks or update old ones. Avoid “spray and pray”: submitting many random abstracts to the same conference signals lack of focus.</w:t>
       </w:r>
     </w:p>
     <w:p>
@@ -479,16 +321,22 @@
         </w:numPr>
       </w:pPr>
       <w:r>
-        <w:t xml:space="preserve">Speaking at conferences can become exhausting — traveling, prepping talks, juggling events, maybe doing workshops or consultancy alongside. </w:t>
-      </w:r>
-      <w:hyperlink r:id="rId15" w:tgtFrame="_blank" w:history="1">
-        <w:r>
-          <w:rPr>
-            <w:rStyle w:val="Hyperlink"/>
-          </w:rPr>
-          <w:t>dylanbeattie.net</w:t>
-        </w:r>
-      </w:hyperlink>
+        <w:t>Speaking at conferences can become exhausting</w:t>
+      </w:r>
+      <w:r>
+        <w:t>,</w:t>
+      </w:r>
+      <w:r>
+        <w:t xml:space="preserve"> traveling, </w:t>
+      </w:r>
+      <w:proofErr w:type="gramStart"/>
+      <w:r>
+        <w:t>prepping</w:t>
+      </w:r>
+      <w:proofErr w:type="gramEnd"/>
+      <w:r>
+        <w:t xml:space="preserve"> talks, juggling events, maybe doing workshops or consultancy alongside.</w:t>
+      </w:r>
     </w:p>
     <w:p>
       <w:pPr>
@@ -498,26 +346,14 @@
         </w:numPr>
       </w:pPr>
       <w:r>
-        <w:t xml:space="preserve">You need clarity on </w:t>
-      </w:r>
-      <w:r>
-        <w:rPr>
-          <w:i/>
-          <w:iCs/>
-        </w:rPr>
-        <w:t>why</w:t>
-      </w:r>
-      <w:r>
-        <w:t xml:space="preserve"> you do it: personal growth, promotion, networking, passion, income? What does “success” look like for you? </w:t>
-      </w:r>
-      <w:hyperlink r:id="rId16" w:tgtFrame="_blank" w:history="1">
-        <w:r>
-          <w:rPr>
-            <w:rStyle w:val="Hyperlink"/>
-          </w:rPr>
-          <w:t>dylanbeattie.net</w:t>
-        </w:r>
-      </w:hyperlink>
+        <w:t xml:space="preserve">You </w:t>
+      </w:r>
+      <w:r>
+        <w:t>need clarity on why you do</w:t>
+      </w:r>
+      <w:r>
+        <w:t xml:space="preserve"> it: personal growth, promotion, networking, passion, income? What does “success” look like for you?</w:t>
+      </w:r>
     </w:p>
     <w:p>
       <w:pPr>
@@ -527,966 +363,107 @@
         </w:numPr>
       </w:pPr>
       <w:r>
-        <w:t>If you stop enjoying it, or it no longer serves your goals — it’s okay to step back. Respect the audience’s time: don’t run talks on autopilot or with low enthusiasm.</w:t>
+        <w:lastRenderedPageBreak/>
+        <w:t>If you stop enjoying it, or it no longer serves your goals</w:t>
+      </w:r>
+      <w:r>
+        <w:t>,</w:t>
+      </w:r>
+      <w:r>
+        <w:t xml:space="preserve"> it’s okay to step back. Respect the audience’s time: don’t run talks on autopilot or with low enthusiasm.</w:t>
       </w:r>
     </w:p>
     <w:p>
       <w:pPr>
-        <w:rPr>
-          <w:b/>
-          <w:bCs/>
-        </w:rPr>
-      </w:pPr>
-      <w:r>
-        <w:rPr>
-          <w:rFonts w:ascii="Segoe UI Emoji" w:hAnsi="Segoe UI Emoji" w:cs="Segoe UI Emoji"/>
-          <w:b/>
-          <w:bCs/>
-        </w:rPr>
-        <w:t>✅</w:t>
-      </w:r>
-      <w:r>
-        <w:rPr>
-          <w:b/>
-          <w:bCs/>
-        </w:rPr>
-        <w:t xml:space="preserve"> 1. Start Small: Local Meetups &amp; Online Communities</w:t>
+        <w:pStyle w:val="ListParagraph"/>
+        <w:numPr>
+          <w:ilvl w:val="0"/>
+          <w:numId w:val="5"/>
+        </w:numPr>
+      </w:pPr>
+      <w:r>
+        <w:t>When you’re there:</w:t>
+      </w:r>
+      <w:r>
+        <w:t xml:space="preserve"> </w:t>
+      </w:r>
+      <w:r>
+        <w:t>Talk to speakers</w:t>
+      </w:r>
+      <w:r>
+        <w:t xml:space="preserve">, </w:t>
+      </w:r>
+      <w:proofErr w:type="gramStart"/>
+      <w:r>
+        <w:t>Connect</w:t>
+      </w:r>
+      <w:proofErr w:type="gramEnd"/>
+      <w:r>
+        <w:t xml:space="preserve"> with organizers</w:t>
+      </w:r>
+      <w:r>
+        <w:t xml:space="preserve">, </w:t>
+      </w:r>
+      <w:proofErr w:type="gramStart"/>
+      <w:r>
+        <w:t>Join</w:t>
+      </w:r>
+      <w:proofErr w:type="gramEnd"/>
+      <w:r>
+        <w:t xml:space="preserve"> after-hours chats</w:t>
+      </w:r>
+      <w:r>
+        <w:t xml:space="preserve">, </w:t>
+      </w:r>
+      <w:r>
+        <w:t>Share notes publicly on LinkedIn or X.</w:t>
       </w:r>
     </w:p>
     <w:p>
-      <w:r>
-        <w:t xml:space="preserve">Before applying to conferences, get </w:t>
-      </w:r>
-      <w:r>
-        <w:rPr>
-          <w:b/>
-          <w:bCs/>
-        </w:rPr>
-        <w:t>stage practice</w:t>
-      </w:r>
-      <w:r>
-        <w:t>.</w:t>
-      </w:r>
-    </w:p>
-    <w:p>
-      <w:r>
-        <w:t>Where to start (India-focused):</w:t>
-      </w:r>
-    </w:p>
-    <w:p>
-      <w:pPr>
+      <w:pPr>
+        <w:pStyle w:val="ListParagraph"/>
         <w:numPr>
           <w:ilvl w:val="0"/>
-          <w:numId w:val="6"/>
+          <w:numId w:val="5"/>
         </w:numPr>
       </w:pPr>
       <w:r>
-        <w:rPr>
-          <w:b/>
-          <w:bCs/>
-        </w:rPr>
-        <w:t>GDG (Google Developer Groups)</w:t>
-      </w:r>
-    </w:p>
-    <w:p>
-      <w:pPr>
-        <w:numPr>
-          <w:ilvl w:val="0"/>
-          <w:numId w:val="6"/>
-        </w:numPr>
-      </w:pPr>
-      <w:r>
-        <w:rPr>
-          <w:b/>
-          <w:bCs/>
-        </w:rPr>
-        <w:t>Microsoft Reactor</w:t>
-      </w:r>
-    </w:p>
-    <w:p>
-      <w:pPr>
-        <w:numPr>
-          <w:ilvl w:val="0"/>
-          <w:numId w:val="6"/>
-        </w:numPr>
-      </w:pPr>
-      <w:r>
-        <w:rPr>
-          <w:b/>
-          <w:bCs/>
-        </w:rPr>
-        <w:t>AWS User Groups</w:t>
-      </w:r>
-    </w:p>
-    <w:p>
-      <w:pPr>
-        <w:numPr>
-          <w:ilvl w:val="0"/>
-          <w:numId w:val="6"/>
-        </w:numPr>
-      </w:pPr>
-      <w:r>
-        <w:rPr>
-          <w:b/>
-          <w:bCs/>
-        </w:rPr>
-        <w:t>Angular/React/Java/Spring local meetups</w:t>
-      </w:r>
-    </w:p>
-    <w:p>
-      <w:pPr>
-        <w:numPr>
-          <w:ilvl w:val="0"/>
-          <w:numId w:val="6"/>
-        </w:numPr>
-      </w:pPr>
-      <w:r>
-        <w:rPr>
-          <w:b/>
-          <w:bCs/>
-        </w:rPr>
-        <w:t>Hashnode/YouTube livestream sessions</w:t>
-      </w:r>
-    </w:p>
-    <w:p>
-      <w:pPr>
-        <w:numPr>
-          <w:ilvl w:val="0"/>
-          <w:numId w:val="6"/>
-        </w:numPr>
-      </w:pPr>
-      <w:r>
-        <w:rPr>
-          <w:b/>
-          <w:bCs/>
-        </w:rPr>
-        <w:t>Local company tech talks (internal brown-bag sessions)</w:t>
-      </w:r>
-    </w:p>
-    <w:p>
-      <w:r>
-        <w:t>Action:</w:t>
-      </w:r>
-    </w:p>
-    <w:p>
-      <w:r>
-        <w:rPr>
-          <w:rFonts w:ascii="Segoe UI Emoji" w:hAnsi="Segoe UI Emoji" w:cs="Segoe UI Emoji"/>
-        </w:rPr>
-        <w:lastRenderedPageBreak/>
-        <w:t>➡️</w:t>
-      </w:r>
-      <w:r>
-        <w:t xml:space="preserve"> Pick ONE talk idea and share it first with a meetup organizer.</w:t>
-      </w:r>
-      <w:r>
-        <w:br/>
-      </w:r>
-      <w:r>
-        <w:rPr>
-          <w:rFonts w:ascii="Segoe UI Emoji" w:hAnsi="Segoe UI Emoji" w:cs="Segoe UI Emoji"/>
-        </w:rPr>
-        <w:t>➡️</w:t>
-      </w:r>
-      <w:r>
-        <w:t xml:space="preserve"> Ask if they want a </w:t>
-      </w:r>
-      <w:r>
-        <w:rPr>
-          <w:b/>
-          <w:bCs/>
-        </w:rPr>
-        <w:t>20–30 min session</w:t>
-      </w:r>
-      <w:r>
-        <w:t>.</w:t>
-      </w:r>
-    </w:p>
-    <w:p>
-      <w:r>
-        <w:t xml:space="preserve">This gets you </w:t>
-      </w:r>
-      <w:r>
-        <w:rPr>
-          <w:b/>
-          <w:bCs/>
-        </w:rPr>
-        <w:t>real-world speaking practice</w:t>
-      </w:r>
-      <w:r>
-        <w:t xml:space="preserve"> and a recorded talk (if they upload it).</w:t>
-      </w:r>
-    </w:p>
-    <w:p>
-      <w:r>
-        <w:pict w14:anchorId="55F24588">
-          <v:rect id="_x0000_i1025" style="width:0;height:1.5pt" o:hralign="center" o:hrstd="t" o:hr="t" fillcolor="#a0a0a0" stroked="f"/>
-        </w:pict>
-      </w:r>
-    </w:p>
-    <w:p>
-      <w:pPr>
-        <w:rPr>
-          <w:b/>
-          <w:bCs/>
-        </w:rPr>
-      </w:pPr>
-      <w:r>
-        <w:rPr>
-          <w:rFonts w:ascii="Segoe UI Emoji" w:hAnsi="Segoe UI Emoji" w:cs="Segoe UI Emoji"/>
-          <w:b/>
-          <w:bCs/>
-        </w:rPr>
-        <w:t>✅</w:t>
-      </w:r>
-      <w:r>
-        <w:rPr>
-          <w:b/>
-          <w:bCs/>
-        </w:rPr>
-        <w:t xml:space="preserve"> 2. Build a Signature Talk That Only YOU Can Give</w:t>
-      </w:r>
-    </w:p>
-    <w:p>
-      <w:r>
-        <w:t>Conference reviewers reject generic topics like:</w:t>
-      </w:r>
-    </w:p>
-    <w:p>
-      <w:r>
-        <w:rPr>
-          <w:rFonts w:ascii="Segoe UI Emoji" w:hAnsi="Segoe UI Emoji" w:cs="Segoe UI Emoji"/>
-        </w:rPr>
-        <w:t>❌</w:t>
+        <w:t>Small behaviors make a big difference:</w:t>
       </w:r>
       <w:r>
         <w:t xml:space="preserve"> </w:t>
       </w:r>
       <w:r>
-        <w:rPr>
-          <w:i/>
-          <w:iCs/>
-        </w:rPr>
-        <w:t>“Introduction to Angular”</w:t>
-      </w:r>
-      <w:r>
-        <w:br/>
-      </w:r>
-      <w:r>
-        <w:rPr>
-          <w:rFonts w:ascii="Segoe UI Emoji" w:hAnsi="Segoe UI Emoji" w:cs="Segoe UI Emoji"/>
-        </w:rPr>
-        <w:t>❌</w:t>
-      </w:r>
-      <w:r>
-        <w:t xml:space="preserve"> </w:t>
-      </w:r>
-      <w:r>
-        <w:rPr>
-          <w:i/>
-          <w:iCs/>
-        </w:rPr>
-        <w:t>“How to use React Hooks”</w:t>
-      </w:r>
-    </w:p>
-    <w:p>
-      <w:r>
-        <w:t>Instead, make it personal and experience-based:</w:t>
-      </w:r>
-    </w:p>
-    <w:p>
-      <w:r>
-        <w:rPr>
-          <w:rFonts w:ascii="Segoe UI Emoji" w:hAnsi="Segoe UI Emoji" w:cs="Segoe UI Emoji"/>
-        </w:rPr>
-        <w:t>✔️</w:t>
-      </w:r>
-      <w:r>
-        <w:t xml:space="preserve"> </w:t>
-      </w:r>
-      <w:r>
-        <w:rPr>
-          <w:i/>
-          <w:iCs/>
-        </w:rPr>
-        <w:t>“What 9 Years of Angular Taught Me About Building Enterprise UI”</w:t>
-      </w:r>
-      <w:r>
-        <w:br/>
-      </w:r>
-      <w:r>
-        <w:rPr>
-          <w:rFonts w:ascii="Segoe UI Emoji" w:hAnsi="Segoe UI Emoji" w:cs="Segoe UI Emoji"/>
-        </w:rPr>
-        <w:t>✔️</w:t>
-      </w:r>
-      <w:r>
-        <w:t xml:space="preserve"> </w:t>
-      </w:r>
-      <w:r>
-        <w:rPr>
-          <w:i/>
-          <w:iCs/>
-        </w:rPr>
-        <w:t>“Migrating a 6-Year-Old Legacy Angular App Without Breaking Everything”</w:t>
-      </w:r>
-      <w:r>
-        <w:br/>
-      </w:r>
-      <w:r>
-        <w:rPr>
-          <w:rFonts w:ascii="Segoe UI Emoji" w:hAnsi="Segoe UI Emoji" w:cs="Segoe UI Emoji"/>
-        </w:rPr>
-        <w:t>✔️</w:t>
-      </w:r>
-      <w:r>
-        <w:t xml:space="preserve"> </w:t>
-      </w:r>
-      <w:r>
-        <w:rPr>
-          <w:i/>
-          <w:iCs/>
-        </w:rPr>
-        <w:t>“How We Built Offline-Ready Banking with PWA + Spring Boot”</w:t>
-      </w:r>
-    </w:p>
-    <w:p>
-      <w:r>
-        <w:t xml:space="preserve">Your </w:t>
-      </w:r>
-      <w:r>
-        <w:rPr>
-          <w:b/>
-          <w:bCs/>
-        </w:rPr>
-        <w:t>unique experience</w:t>
-      </w:r>
-      <w:r>
-        <w:t xml:space="preserve"> = your advantage.</w:t>
-      </w:r>
-    </w:p>
-    <w:p>
-      <w:r>
-        <w:t>Action:</w:t>
-      </w:r>
-    </w:p>
-    <w:p>
-      <w:r>
-        <w:rPr>
-          <w:rFonts w:ascii="Segoe UI Emoji" w:hAnsi="Segoe UI Emoji" w:cs="Segoe UI Emoji"/>
-        </w:rPr>
-        <w:t>➡️</w:t>
-      </w:r>
-      <w:r>
-        <w:t xml:space="preserve"> Create </w:t>
-      </w:r>
-      <w:r>
-        <w:rPr>
-          <w:b/>
-          <w:bCs/>
-        </w:rPr>
-        <w:t>one strong talk</w:t>
-      </w:r>
-      <w:r>
-        <w:t>.</w:t>
-      </w:r>
-      <w:r>
-        <w:br/>
-      </w:r>
-      <w:r>
-        <w:rPr>
-          <w:rFonts w:ascii="Segoe UI Emoji" w:hAnsi="Segoe UI Emoji" w:cs="Segoe UI Emoji"/>
-        </w:rPr>
-        <w:t>➡️</w:t>
-      </w:r>
-      <w:r>
-        <w:t xml:space="preserve"> Polish the flow, story, pacing, slide clarity.</w:t>
-      </w:r>
-    </w:p>
-    <w:p>
-      <w:r>
-        <w:pict w14:anchorId="4A626113">
-          <v:rect id="_x0000_i1026" style="width:0;height:1.5pt" o:hralign="center" o:hrstd="t" o:hr="t" fillcolor="#a0a0a0" stroked="f"/>
-        </w:pict>
-      </w:r>
-    </w:p>
-    <w:p>
-      <w:pPr>
-        <w:rPr>
-          <w:b/>
-          <w:bCs/>
-        </w:rPr>
-      </w:pPr>
-      <w:r>
-        <w:rPr>
-          <w:rFonts w:ascii="Segoe UI Emoji" w:hAnsi="Segoe UI Emoji" w:cs="Segoe UI Emoji"/>
-          <w:b/>
-          <w:bCs/>
-        </w:rPr>
-        <w:t>✅</w:t>
-      </w:r>
-      <w:r>
-        <w:rPr>
-          <w:b/>
-          <w:bCs/>
-        </w:rPr>
-        <w:t xml:space="preserve"> 3. Build Proof: Recording + Online Presence</w:t>
-      </w:r>
-    </w:p>
-    <w:p>
-      <w:r>
-        <w:t>Most CFP reviewers will Google you.</w:t>
-      </w:r>
-    </w:p>
-    <w:p>
-      <w:r>
-        <w:t>Make sure they find:</w:t>
-      </w:r>
-    </w:p>
-    <w:p>
-      <w:pPr>
-        <w:numPr>
-          <w:ilvl w:val="0"/>
-          <w:numId w:val="7"/>
-        </w:numPr>
-      </w:pPr>
-      <w:r>
-        <w:t>Your talk recordings</w:t>
-      </w:r>
-    </w:p>
-    <w:p>
-      <w:pPr>
-        <w:numPr>
-          <w:ilvl w:val="0"/>
-          <w:numId w:val="7"/>
-        </w:numPr>
-      </w:pPr>
-      <w:r>
-        <w:t>Your LinkedIn posts</w:t>
-      </w:r>
-    </w:p>
-    <w:p>
-      <w:pPr>
-        <w:numPr>
-          <w:ilvl w:val="0"/>
-          <w:numId w:val="7"/>
-        </w:numPr>
-      </w:pPr>
-      <w:r>
-        <w:t>Blog posts with your topic’s theme</w:t>
-      </w:r>
-    </w:p>
-    <w:p>
-      <w:pPr>
-        <w:numPr>
-          <w:ilvl w:val="0"/>
-          <w:numId w:val="7"/>
-        </w:numPr>
-      </w:pPr>
-      <w:r>
-        <w:t>A GitHub example or code snippet (optional but nice)</w:t>
-      </w:r>
-    </w:p>
-    <w:p>
-      <w:r>
-        <w:t>Minimum requirement:</w:t>
-      </w:r>
-    </w:p>
-    <w:p>
-      <w:r>
-        <w:rPr>
-          <w:rFonts w:ascii="Segoe UI Emoji" w:hAnsi="Segoe UI Emoji" w:cs="Segoe UI Emoji"/>
-        </w:rPr>
-        <w:t>📌</w:t>
-      </w:r>
-      <w:r>
-        <w:t xml:space="preserve"> </w:t>
-      </w:r>
-      <w:r>
-        <w:rPr>
-          <w:b/>
-          <w:bCs/>
-        </w:rPr>
-        <w:t>A 10–15 minute recorded talk uploaded to YouTube or a portfolio link.</w:t>
-      </w:r>
-      <w:r>
-        <w:br/>
-        <w:t>Even a well-lit home recording with a good external mic works.</w:t>
-      </w:r>
-    </w:p>
-    <w:p>
-      <w:r>
-        <w:t xml:space="preserve">You don’t need to go viral — you just need </w:t>
-      </w:r>
-      <w:r>
-        <w:rPr>
-          <w:b/>
-          <w:bCs/>
-        </w:rPr>
-        <w:t>proof you can speak</w:t>
-      </w:r>
-      <w:r>
-        <w:t>.</w:t>
-      </w:r>
-    </w:p>
-    <w:p>
-      <w:r>
-        <w:pict w14:anchorId="3B32FA9B">
-          <v:rect id="_x0000_i1027" style="width:0;height:1.5pt" o:hralign="center" o:hrstd="t" o:hr="t" fillcolor="#a0a0a0" stroked="f"/>
-        </w:pict>
-      </w:r>
-    </w:p>
-    <w:p>
-      <w:pPr>
-        <w:rPr>
-          <w:b/>
-          <w:bCs/>
-        </w:rPr>
-      </w:pPr>
-      <w:r>
-        <w:rPr>
-          <w:rFonts w:ascii="Segoe UI Emoji" w:hAnsi="Segoe UI Emoji" w:cs="Segoe UI Emoji"/>
-          <w:b/>
-          <w:bCs/>
-        </w:rPr>
-        <w:t>✅</w:t>
-      </w:r>
-      <w:r>
-        <w:rPr>
-          <w:b/>
-          <w:bCs/>
-        </w:rPr>
-        <w:t xml:space="preserve"> 4. Apply to CFPs Strategically — Not Everywhere</w:t>
-      </w:r>
-    </w:p>
-    <w:p>
-      <w:r>
-        <w:lastRenderedPageBreak/>
-        <w:t>Don’t “spray and pray.”</w:t>
-      </w:r>
-    </w:p>
-    <w:p>
-      <w:r>
-        <w:t>Instead, apply to:</w:t>
-      </w:r>
-    </w:p>
-    <w:p>
-      <w:pPr>
-        <w:rPr>
-          <w:b/>
-          <w:bCs/>
-        </w:rPr>
-      </w:pPr>
-      <w:r>
-        <w:rPr>
-          <w:rFonts w:ascii="Segoe UI Emoji" w:hAnsi="Segoe UI Emoji" w:cs="Segoe UI Emoji"/>
-          <w:b/>
-          <w:bCs/>
-        </w:rPr>
-        <w:t>🎯</w:t>
-      </w:r>
-      <w:r>
-        <w:rPr>
-          <w:b/>
-          <w:bCs/>
-        </w:rPr>
-        <w:t xml:space="preserve"> Year 1–2 Targets:</w:t>
-      </w:r>
-    </w:p>
-    <w:p>
-      <w:pPr>
-        <w:numPr>
-          <w:ilvl w:val="0"/>
-          <w:numId w:val="8"/>
-        </w:numPr>
-      </w:pPr>
-      <w:r>
-        <w:t>Community events (free tickets, but low competition)</w:t>
-      </w:r>
-    </w:p>
-    <w:p>
-      <w:pPr>
-        <w:numPr>
-          <w:ilvl w:val="0"/>
-          <w:numId w:val="8"/>
-        </w:numPr>
-      </w:pPr>
-      <w:r>
-        <w:t>Regional tech conferences in India/SEA</w:t>
-      </w:r>
-    </w:p>
-    <w:p>
-      <w:r>
-        <w:t>Example conference list (realistic entry points):</w:t>
-      </w:r>
-    </w:p>
-    <w:tbl>
-      <w:tblPr>
-        <w:tblW w:w="0" w:type="auto"/>
-        <w:tblCellSpacing w:w="15" w:type="dxa"/>
-        <w:tblCellMar>
-          <w:top w:w="15" w:type="dxa"/>
-          <w:left w:w="15" w:type="dxa"/>
-          <w:bottom w:w="15" w:type="dxa"/>
-          <w:right w:w="15" w:type="dxa"/>
-        </w:tblCellMar>
-        <w:tblLook w:val="04A0" w:firstRow="1" w:lastRow="0" w:firstColumn="1" w:lastColumn="0" w:noHBand="0" w:noVBand="1"/>
-      </w:tblPr>
-      <w:tblGrid>
-        <w:gridCol w:w="762"/>
-        <w:gridCol w:w="7149"/>
-      </w:tblGrid>
-      <w:tr>
-        <w:trPr>
-          <w:tblHeader/>
-          <w:tblCellSpacing w:w="15" w:type="dxa"/>
-        </w:trPr>
-        <w:tc>
-          <w:tcPr>
-            <w:tcW w:w="0" w:type="auto"/>
-            <w:vAlign w:val="center"/>
-            <w:hideMark/>
-          </w:tcPr>
-          <w:p>
-            <w:pPr>
-              <w:rPr>
-                <w:b/>
-                <w:bCs/>
-              </w:rPr>
-            </w:pPr>
-            <w:r>
-              <w:rPr>
-                <w:b/>
-                <w:bCs/>
-              </w:rPr>
-              <w:t>Region</w:t>
-            </w:r>
-          </w:p>
-        </w:tc>
-        <w:tc>
-          <w:tcPr>
-            <w:tcW w:w="0" w:type="auto"/>
-            <w:vAlign w:val="center"/>
-            <w:hideMark/>
-          </w:tcPr>
-          <w:p>
-            <w:pPr>
-              <w:rPr>
-                <w:b/>
-                <w:bCs/>
-              </w:rPr>
-            </w:pPr>
-            <w:r>
-              <w:rPr>
-                <w:b/>
-                <w:bCs/>
-              </w:rPr>
-              <w:t>Event Type</w:t>
-            </w:r>
-          </w:p>
-        </w:tc>
-      </w:tr>
-      <w:tr>
-        <w:trPr>
-          <w:tblCellSpacing w:w="15" w:type="dxa"/>
-        </w:trPr>
-        <w:tc>
-          <w:tcPr>
-            <w:tcW w:w="0" w:type="auto"/>
-            <w:vAlign w:val="center"/>
-            <w:hideMark/>
-          </w:tcPr>
-          <w:p>
-            <w:r>
-              <w:t>India</w:t>
-            </w:r>
-          </w:p>
-        </w:tc>
-        <w:tc>
-          <w:tcPr>
-            <w:tcW w:w="0" w:type="auto"/>
-            <w:vAlign w:val="center"/>
-            <w:hideMark/>
-          </w:tcPr>
-          <w:p>
-            <w:r>
-              <w:t>React India, DevFest India, NDC India, IndiaFOSS</w:t>
-            </w:r>
-          </w:p>
-        </w:tc>
-      </w:tr>
-      <w:tr>
-        <w:trPr>
-          <w:tblCellSpacing w:w="15" w:type="dxa"/>
-        </w:trPr>
-        <w:tc>
-          <w:tcPr>
-            <w:tcW w:w="0" w:type="auto"/>
-            <w:vAlign w:val="center"/>
-            <w:hideMark/>
-          </w:tcPr>
-          <w:p>
-            <w:r>
-              <w:t>Asia</w:t>
-            </w:r>
-          </w:p>
-        </w:tc>
-        <w:tc>
-          <w:tcPr>
-            <w:tcW w:w="0" w:type="auto"/>
-            <w:vAlign w:val="center"/>
-            <w:hideMark/>
-          </w:tcPr>
-          <w:p>
-            <w:r>
-              <w:t>JSConf Korea, PyCon Thailand, DevCon Nepal, Malaysia Developer Summit</w:t>
-            </w:r>
-          </w:p>
-        </w:tc>
-      </w:tr>
-      <w:tr>
-        <w:trPr>
-          <w:tblCellSpacing w:w="15" w:type="dxa"/>
-        </w:trPr>
-        <w:tc>
-          <w:tcPr>
-            <w:tcW w:w="0" w:type="auto"/>
-            <w:vAlign w:val="center"/>
-            <w:hideMark/>
-          </w:tcPr>
-          <w:p>
-            <w:r>
-              <w:t>Online</w:t>
-            </w:r>
-          </w:p>
-        </w:tc>
-        <w:tc>
-          <w:tcPr>
-            <w:tcW w:w="0" w:type="auto"/>
-            <w:vAlign w:val="center"/>
-            <w:hideMark/>
-          </w:tcPr>
-          <w:p>
-            <w:r>
-              <w:t>Conf42, Global Diversity CFP, Cloud Native Online events</w:t>
-            </w:r>
-          </w:p>
-        </w:tc>
-      </w:tr>
-    </w:tbl>
-    <w:p>
-      <w:r>
-        <w:t>Use sites like:</w:t>
-      </w:r>
-    </w:p>
-    <w:p>
-      <w:r>
-        <w:rPr>
-          <w:rFonts w:ascii="Segoe UI Emoji" w:hAnsi="Segoe UI Emoji" w:cs="Segoe UI Emoji"/>
-        </w:rPr>
-        <w:t>🔗</w:t>
-      </w:r>
-      <w:r>
-        <w:t xml:space="preserve"> </w:t>
-      </w:r>
-      <w:hyperlink r:id="rId17" w:tgtFrame="_new" w:history="1">
-        <w:r>
-          <w:rPr>
-            <w:rStyle w:val="Hyperlink"/>
-          </w:rPr>
-          <w:t>https://sessionize.com</w:t>
-        </w:r>
-      </w:hyperlink>
-      <w:r>
-        <w:br/>
-      </w:r>
-      <w:r>
-        <w:rPr>
-          <w:rFonts w:ascii="Segoe UI Emoji" w:hAnsi="Segoe UI Emoji" w:cs="Segoe UI Emoji"/>
-        </w:rPr>
-        <w:t>🔗</w:t>
-      </w:r>
-      <w:r>
-        <w:t xml:space="preserve"> https://cfpland.com</w:t>
-      </w:r>
-      <w:r>
-        <w:br/>
-      </w:r>
-      <w:r>
-        <w:rPr>
-          <w:rFonts w:ascii="Segoe UI Emoji" w:hAnsi="Segoe UI Emoji" w:cs="Segoe UI Emoji"/>
-        </w:rPr>
-        <w:t>🔗</w:t>
-      </w:r>
-      <w:r>
-        <w:t xml:space="preserve"> https://papercall.io</w:t>
-      </w:r>
-    </w:p>
-    <w:p>
-      <w:r>
-        <w:t>Action:</w:t>
-      </w:r>
-    </w:p>
-    <w:p>
-      <w:r>
-        <w:rPr>
-          <w:rFonts w:ascii="Segoe UI Emoji" w:hAnsi="Segoe UI Emoji" w:cs="Segoe UI Emoji"/>
-        </w:rPr>
-        <w:t>➡️</w:t>
-      </w:r>
-      <w:r>
-        <w:t xml:space="preserve"> Submit only </w:t>
-      </w:r>
-      <w:r>
-        <w:rPr>
-          <w:b/>
-          <w:bCs/>
-        </w:rPr>
-        <w:t>1–2 well-crafted proposals per event</w:t>
-      </w:r>
-      <w:r>
-        <w:t>.</w:t>
-      </w:r>
-    </w:p>
-    <w:p>
-      <w:r>
-        <w:pict w14:anchorId="2DC4EAF2">
-          <v:rect id="_x0000_i1028" style="width:0;height:1.5pt" o:hralign="center" o:hrstd="t" o:hr="t" fillcolor="#a0a0a0" stroked="f"/>
-        </w:pict>
-      </w:r>
-    </w:p>
-    <w:p>
-      <w:pPr>
-        <w:rPr>
-          <w:b/>
-          <w:bCs/>
-        </w:rPr>
-      </w:pPr>
-      <w:r>
-        <w:rPr>
-          <w:rFonts w:ascii="Segoe UI Emoji" w:hAnsi="Segoe UI Emoji" w:cs="Segoe UI Emoji"/>
-          <w:b/>
-          <w:bCs/>
-        </w:rPr>
-        <w:t>✅</w:t>
-      </w:r>
-      <w:r>
-        <w:rPr>
-          <w:b/>
-          <w:bCs/>
-        </w:rPr>
-        <w:t xml:space="preserve"> 5. Be Known in the Community — Not Just Visible</w:t>
-      </w:r>
-    </w:p>
-    <w:p>
-      <w:r>
-        <w:t>Attend conferences even if you're not speaking.</w:t>
-      </w:r>
-    </w:p>
-    <w:p>
-      <w:r>
-        <w:t>When you’re there:</w:t>
-      </w:r>
-    </w:p>
-    <w:p>
-      <w:pPr>
-        <w:numPr>
-          <w:ilvl w:val="0"/>
-          <w:numId w:val="9"/>
-        </w:numPr>
-      </w:pPr>
-      <w:r>
-        <w:t>Talk to speakers.</w:t>
-      </w:r>
-    </w:p>
-    <w:p>
-      <w:pPr>
-        <w:numPr>
-          <w:ilvl w:val="0"/>
-          <w:numId w:val="9"/>
-        </w:numPr>
-      </w:pPr>
-      <w:r>
-        <w:t>Connect with organizers.</w:t>
-      </w:r>
-    </w:p>
-    <w:p>
-      <w:pPr>
-        <w:numPr>
-          <w:ilvl w:val="0"/>
-          <w:numId w:val="9"/>
-        </w:numPr>
-      </w:pPr>
-      <w:r>
-        <w:t>Join after-hours chats.</w:t>
-      </w:r>
-    </w:p>
-    <w:p>
-      <w:pPr>
-        <w:numPr>
-          <w:ilvl w:val="0"/>
-          <w:numId w:val="9"/>
-        </w:numPr>
-      </w:pPr>
-      <w:r>
-        <w:t>Share notes publicly on LinkedIn or X.</w:t>
-      </w:r>
-    </w:p>
-    <w:p>
-      <w:r>
-        <w:t>Small behaviors make a big difference:</w:t>
-      </w:r>
-    </w:p>
-    <w:p>
-      <w:r>
-        <w:rPr>
-          <w:rFonts w:ascii="Segoe UI Emoji" w:hAnsi="Segoe UI Emoji" w:cs="Segoe UI Emoji"/>
-        </w:rPr>
-        <w:t>✔️</w:t>
-      </w:r>
-      <w:r>
-        <w:t xml:space="preserve"> Be on time</w:t>
-      </w:r>
-      <w:r>
-        <w:br/>
-      </w:r>
-      <w:r>
-        <w:rPr>
-          <w:rFonts w:ascii="Segoe UI Emoji" w:hAnsi="Segoe UI Emoji" w:cs="Segoe UI Emoji"/>
-        </w:rPr>
-        <w:t>✔️</w:t>
-      </w:r>
-      <w:r>
-        <w:t xml:space="preserve"> Be respectful</w:t>
-      </w:r>
-      <w:r>
-        <w:br/>
-      </w:r>
-      <w:r>
-        <w:rPr>
-          <w:rFonts w:ascii="Segoe UI Emoji" w:hAnsi="Segoe UI Emoji" w:cs="Segoe UI Emoji"/>
-        </w:rPr>
-        <w:t>✔️</w:t>
-      </w:r>
-      <w:r>
-        <w:t xml:space="preserve"> Be helpful</w:t>
-      </w:r>
-      <w:r>
-        <w:br/>
-      </w:r>
-      <w:r>
-        <w:rPr>
-          <w:rFonts w:ascii="Segoe UI Emoji" w:hAnsi="Segoe UI Emoji" w:cs="Segoe UI Emoji"/>
-        </w:rPr>
-        <w:t>✔️</w:t>
-      </w:r>
-      <w:r>
-        <w:t xml:space="preserve"> Share learnings and visibility</w:t>
-      </w:r>
-    </w:p>
-    <w:p>
-      <w:r>
-        <w:lastRenderedPageBreak/>
+        <w:t>Be on time</w:t>
+      </w:r>
+      <w:r>
+        <w:t xml:space="preserve">, </w:t>
+      </w:r>
+      <w:r>
+        <w:t>be</w:t>
+      </w:r>
+      <w:r>
+        <w:t xml:space="preserve"> respectful</w:t>
+      </w:r>
+      <w:r>
+        <w:t xml:space="preserve">, </w:t>
+      </w:r>
+      <w:r>
+        <w:t>b</w:t>
+      </w:r>
+      <w:r>
+        <w:t>e helpful</w:t>
+      </w:r>
+      <w:r>
+        <w:t xml:space="preserve">, </w:t>
+      </w:r>
+      <w:r>
+        <w:t>Share learnings and visibility</w:t>
+      </w:r>
+      <w:r>
+        <w:t xml:space="preserve">. </w:t>
+      </w:r>
+      <w:r>
         <w:t xml:space="preserve">Speakers and organizers </w:t>
       </w:r>
       <w:r>
@@ -1498,128 +475,6 @@
       </w:r>
       <w:r>
         <w:t xml:space="preserve"> more than fancy slides.</w:t>
-      </w:r>
-    </w:p>
-    <w:p/>
-    <w:p/>
-    <w:p/>
-    <w:p>
-      <w:pPr>
-        <w:rPr>
-          <w:b/>
-          <w:bCs/>
-        </w:rPr>
-      </w:pPr>
-      <w:r>
-        <w:rPr>
-          <w:b/>
-          <w:bCs/>
-        </w:rPr>
-        <w:t>Tasks - Improvements</w:t>
-      </w:r>
-    </w:p>
-    <w:p>
-      <w:pPr>
-        <w:numPr>
-          <w:ilvl w:val="0"/>
-          <w:numId w:val="10"/>
-        </w:numPr>
-      </w:pPr>
-      <w:r>
-        <w:t>Check QR code working</w:t>
-      </w:r>
-    </w:p>
-    <w:p>
-      <w:pPr>
-        <w:numPr>
-          <w:ilvl w:val="0"/>
-          <w:numId w:val="10"/>
-        </w:numPr>
-      </w:pPr>
-      <w:r>
-        <w:t>Add "key takeaway" slide</w:t>
-      </w:r>
-    </w:p>
-    <w:p>
-      <w:pPr>
-        <w:numPr>
-          <w:ilvl w:val="0"/>
-          <w:numId w:val="10"/>
-        </w:numPr>
-      </w:pPr>
-      <w:r>
-        <w:t>Add more real world example slides after each major topic</w:t>
-      </w:r>
-    </w:p>
-    <w:p>
-      <w:pPr>
-        <w:numPr>
-          <w:ilvl w:val="0"/>
-          <w:numId w:val="10"/>
-        </w:numPr>
-      </w:pPr>
-      <w:r>
-        <w:t>Research and ask questions to audience after 2-3 slides</w:t>
-      </w:r>
-    </w:p>
-    <w:p>
-      <w:pPr>
-        <w:numPr>
-          <w:ilvl w:val="0"/>
-          <w:numId w:val="10"/>
-        </w:numPr>
-      </w:pPr>
-      <w:r>
-        <w:t>Replace "Black" movie example with more recent movie</w:t>
-      </w:r>
-    </w:p>
-    <w:p>
-      <w:pPr>
-        <w:numPr>
-          <w:ilvl w:val="0"/>
-          <w:numId w:val="10"/>
-        </w:numPr>
-      </w:pPr>
-      <w:r>
-        <w:t>Add movies with totally different user disability type</w:t>
-      </w:r>
-    </w:p>
-    <w:p>
-      <w:pPr>
-        <w:numPr>
-          <w:ilvl w:val="0"/>
-          <w:numId w:val="10"/>
-        </w:numPr>
-      </w:pPr>
-      <w:r>
-        <w:t>Improve the demo by making it more interesting</w:t>
-      </w:r>
-    </w:p>
-    <w:p>
-      <w:pPr>
-        <w:numPr>
-          <w:ilvl w:val="0"/>
-          <w:numId w:val="10"/>
-        </w:numPr>
-      </w:pPr>
-      <w:r>
-        <w:t>Find a good professional presentation template instead using the company</w:t>
-      </w:r>
-    </w:p>
-    <w:p>
-      <w:pPr>
-        <w:numPr>
-          <w:ilvl w:val="0"/>
-          <w:numId w:val="10"/>
-        </w:numPr>
-      </w:pPr>
-      <w:r>
-        <w:t>Add listening to radio during traveling in hobbies</w:t>
-      </w:r>
-    </w:p>
-    <w:p>
-      <w:r>
-        <w:t>presentation - break after 2 session, change seats of each other after break</w:t>
       </w:r>
     </w:p>
     <w:p/>
